--- a/skills/draft-legal-docs/templates/诉讼保全申请书.docx
+++ b/skills/draft-legal-docs/templates/诉讼保全申请书.docx
@@ -1,584 +1,584 @@
 
 <file path=word/document.xml><?xml version="1.0" encoding="utf-8"?>
-<w:document xmlns:wpc="http://schemas.microsoft.com/office/word/2010/wordprocessingCanvas" xmlns:mc="http://schemas.openxmlformats.org/markup-compatibility/2006" xmlns:o="urn:schemas-microsoft-com:office:office" xmlns:r="http://schemas.openxmlformats.org/officeDocument/2006/relationships" xmlns:m="http://schemas.openxmlformats.org/officeDocument/2006/math" xmlns:v="urn:schemas-microsoft-com:vml" xmlns:wp14="http://schemas.microsoft.com/office/word/2010/wordprocessingDrawing" xmlns:wp="http://schemas.openxmlformats.org/drawingml/2006/wordprocessingDrawing" xmlns:w="http://schemas.openxmlformats.org/wordprocessingml/2006/main" xmlns:w14="http://schemas.microsoft.com/office/word/2010/wordml" xmlns:w10="urn:schemas-microsoft-com:office:word" xmlns:w15="http://schemas.microsoft.com/office/word/2012/wordml" xmlns:wpg="http://schemas.microsoft.com/office/word/2010/wordprocessingGroup" xmlns:wpi="http://schemas.microsoft.com/office/word/2010/wordprocessingInk" xmlns:wne="http://schemas.microsoft.com/office/word/2006/wordml" xmlns:wps="http://schemas.microsoft.com/office/word/2010/wordprocessingShape" xmlns:wpsCustomData="http://www.wps.cn/officeDocument/2013/wpsCustomData" mc:Ignorable="w14 w15 wp14">
-  <w:body>
-    <w:p>
-      <w:pPr>
-        <w:spacing w:after="312" w:afterLines="100" w:line="600" w:lineRule="exact"/>
-        <w:jc w:val="center"/>
-        <w:rPr>
-          <w:rFonts w:hint="eastAsia" w:ascii="黑体" w:hAnsi="黑体" w:eastAsia="黑体" w:cs="黑体"/>
-          <w:b/>
-          <w:sz w:val="32"/>
-          <w:szCs w:val="32"/>
-        </w:rPr>
-      </w:pPr>
-      <w:r>
-        <w:rPr>
-          <w:rFonts w:hint="eastAsia" w:ascii="黑体" w:hAnsi="黑体" w:eastAsia="黑体" w:cs="黑体"/>
-          <w:b/>
-          <w:sz w:val="32"/>
-          <w:szCs w:val="32"/>
-        </w:rPr>
-        <w:t>诉讼保全申请书</w:t>
-      </w:r>
-    </w:p>
-    <w:p>
-      <w:pPr>
-        <w:jc w:val="left"/>
-        <w:rPr>
-          <w:rFonts w:hint="eastAsia" w:asciiTheme="minorHAnsi" w:hAnsiTheme="minorHAnsi" w:eastAsiaTheme="minorEastAsia" w:cstheme="minorBidi"/>
-          <w:sz w:val="28"/>
-          <w:szCs w:val="28"/>
-          <w:lang w:val="en-US" w:eastAsia="zh-CN"/>
-        </w:rPr>
-      </w:pPr>
-      <w:r>
-        <w:rPr>
-          <w:rFonts w:hint="eastAsia" w:ascii="宋体" w:hAnsi="宋体" w:eastAsia="宋体" w:cs="Times New Roman"/>
-          <w:sz w:val="28"/>
-          <w:szCs w:val="28"/>
-          <w:lang w:val="en-US" w:eastAsia="zh-CN"/>
-        </w:rPr>
-        <w:t>申请人</w:t>
-      </w:r>
-      <w:r>
-        <w:rPr>
-          <w:rFonts w:hint="eastAsia" w:asciiTheme="minorHAnsi" w:hAnsiTheme="minorHAnsi" w:eastAsiaTheme="minorEastAsia" w:cstheme="minorBidi"/>
-          <w:sz w:val="28"/>
-          <w:szCs w:val="28"/>
-        </w:rPr>
-        <w:t>：</w:t>
-      </w:r>
-      <w:r>
-        <w:rPr>
-          <w:rFonts w:hint="eastAsia" w:asciiTheme="minorHAnsi" w:hAnsiTheme="minorHAnsi" w:eastAsiaTheme="minorEastAsia" w:cstheme="minorBidi"/>
-          <w:sz w:val="28"/>
-          <w:szCs w:val="28"/>
-          <w:lang w:val="en-US" w:eastAsia="zh-CN"/>
-        </w:rPr>
-        <w:t>周红艳，女，汉族，1992年5月5日</w:t>
-      </w:r>
-      <w:bookmarkStart w:id="1" w:name="_GoBack"/>
-      <w:bookmarkEnd w:id="1"/>
-      <w:r>
-        <w:rPr>
-          <w:rFonts w:hint="eastAsia" w:asciiTheme="minorHAnsi" w:hAnsiTheme="minorHAnsi" w:eastAsiaTheme="minorEastAsia" w:cstheme="minorBidi"/>
-          <w:sz w:val="28"/>
-          <w:szCs w:val="28"/>
-          <w:lang w:val="en-US" w:eastAsia="zh-CN"/>
-        </w:rPr>
-        <w:t xml:space="preserve">出生，住址安徽省南陵县籍山镇千峰村千山自然村30号。  </w:t>
-      </w:r>
-    </w:p>
-    <w:p>
-      <w:pPr>
-        <w:jc w:val="left"/>
-        <w:rPr>
-          <w:rFonts w:hint="eastAsia" w:asciiTheme="minorHAnsi" w:hAnsiTheme="minorHAnsi" w:eastAsiaTheme="minorEastAsia" w:cstheme="minorBidi"/>
-          <w:sz w:val="28"/>
-          <w:szCs w:val="28"/>
-          <w:lang w:val="en-US" w:eastAsia="zh-CN"/>
-        </w:rPr>
-      </w:pPr>
-      <w:r>
-        <w:rPr>
-          <w:rFonts w:hint="eastAsia" w:asciiTheme="minorHAnsi" w:hAnsiTheme="minorHAnsi" w:eastAsiaTheme="minorEastAsia" w:cstheme="minorBidi"/>
-          <w:sz w:val="28"/>
-          <w:szCs w:val="28"/>
-          <w:lang w:val="en-US" w:eastAsia="zh-CN"/>
-        </w:rPr>
-        <w:t>司法送达地址：上海市静安区南京西路580号仲益大厦B座10楼。联系电话：13062663878</w:t>
-      </w:r>
-    </w:p>
-    <w:p>
-      <w:pPr>
-        <w:keepNext w:val="0"/>
-        <w:keepLines w:val="0"/>
-        <w:pageBreakBefore w:val="0"/>
-        <w:widowControl/>
-        <w:kinsoku/>
-        <w:wordWrap/>
-        <w:overflowPunct/>
-        <w:topLinePunct w:val="0"/>
-        <w:autoSpaceDE/>
-        <w:autoSpaceDN/>
-        <w:bidi w:val="0"/>
-        <w:adjustRightInd/>
-        <w:snapToGrid/>
-        <w:spacing w:line="240" w:lineRule="auto"/>
-        <w:jc w:val="left"/>
-        <w:textAlignment w:val="auto"/>
-        <w:rPr>
-          <w:rFonts w:hint="eastAsia" w:ascii="宋体" w:hAnsi="宋体" w:eastAsia="宋体" w:cs="Times New Roman"/>
-          <w:b w:val="0"/>
-          <w:bCs w:val="0"/>
-          <w:sz w:val="28"/>
-          <w:szCs w:val="28"/>
-        </w:rPr>
-      </w:pPr>
-    </w:p>
-    <w:p>
-      <w:pPr>
-        <w:jc w:val="left"/>
-        <w:rPr>
-          <w:rFonts w:hint="eastAsia"/>
-          <w:sz w:val="28"/>
-          <w:szCs w:val="28"/>
-          <w:lang w:val="en-US" w:eastAsia="zh-CN"/>
-        </w:rPr>
-      </w:pPr>
-      <w:r>
-        <w:rPr>
-          <w:rFonts w:hint="eastAsia" w:ascii="宋体" w:hAnsi="宋体" w:eastAsia="宋体" w:cs="Times New Roman"/>
-          <w:sz w:val="28"/>
-          <w:szCs w:val="28"/>
-          <w:lang w:val="en-US" w:eastAsia="zh-Hans"/>
-        </w:rPr>
-        <w:t>被</w:t>
-      </w:r>
-      <w:r>
-        <w:rPr>
-          <w:rFonts w:hint="eastAsia" w:ascii="宋体" w:hAnsi="宋体" w:eastAsia="宋体" w:cs="Times New Roman"/>
-          <w:sz w:val="28"/>
-          <w:szCs w:val="28"/>
-          <w:lang w:val="en-US" w:eastAsia="zh-CN"/>
-        </w:rPr>
-        <w:t>申请人</w:t>
-      </w:r>
-      <w:r>
-        <w:rPr>
-          <w:rFonts w:hint="eastAsia" w:ascii="宋体" w:hAnsi="宋体" w:eastAsia="宋体" w:cs="Times New Roman"/>
-          <w:sz w:val="28"/>
-          <w:szCs w:val="28"/>
-        </w:rPr>
-        <w:t>：</w:t>
-      </w:r>
-      <w:r>
-        <w:rPr>
-          <w:rFonts w:hint="eastAsia"/>
-          <w:sz w:val="28"/>
-          <w:szCs w:val="28"/>
-          <w:lang w:val="en-US" w:eastAsia="zh-CN"/>
-        </w:rPr>
-        <w:t>安徽狐狸小妖文化传播有限公司，统一社会信用代码：91340111MA2TQ90P89。法定代表人：王佩佩。住所地：合肥市包河区马鞍山路与望江路交叉口绿地赢海大厦D座1307室。联系电话：18919684519（周波）、18756563307（都张超）</w:t>
-      </w:r>
-    </w:p>
-    <w:p>
-      <w:pPr>
-        <w:keepNext w:val="0"/>
-        <w:keepLines w:val="0"/>
-        <w:pageBreakBefore w:val="0"/>
-        <w:widowControl w:val="0"/>
-        <w:kinsoku/>
-        <w:wordWrap/>
-        <w:overflowPunct/>
-        <w:topLinePunct w:val="0"/>
-        <w:autoSpaceDE/>
-        <w:autoSpaceDN/>
-        <w:bidi w:val="0"/>
-        <w:adjustRightInd/>
-        <w:snapToGrid/>
-        <w:spacing w:line="480" w:lineRule="exact"/>
-        <w:jc w:val="left"/>
-        <w:textAlignment w:val="auto"/>
-        <w:rPr>
-          <w:rFonts w:hint="eastAsia" w:ascii="宋体" w:hAnsi="宋体" w:eastAsia="宋体" w:cs="Times New Roman"/>
-          <w:sz w:val="28"/>
-          <w:szCs w:val="28"/>
-          <w:lang w:val="en-US" w:eastAsia="zh-Hans"/>
-        </w:rPr>
-      </w:pPr>
-    </w:p>
-    <w:p>
-      <w:pPr>
-        <w:spacing w:line="360" w:lineRule="auto"/>
-        <w:ind w:firstLine="562" w:firstLineChars="200"/>
-        <w:rPr>
-          <w:rFonts w:hint="eastAsia" w:ascii="宋体" w:hAnsi="宋体" w:eastAsia="宋体" w:cs="宋体"/>
-          <w:sz w:val="28"/>
-          <w:szCs w:val="28"/>
-        </w:rPr>
-      </w:pPr>
-      <w:r>
-        <w:rPr>
-          <w:rFonts w:hint="eastAsia" w:ascii="宋体" w:hAnsi="宋体" w:eastAsia="宋体" w:cs="宋体"/>
-          <w:b/>
-          <w:bCs/>
-          <w:sz w:val="28"/>
-          <w:szCs w:val="28"/>
-        </w:rPr>
-        <w:t>申请事项：</w:t>
-      </w:r>
-      <w:bookmarkStart w:id="0" w:name="_Hlk48052834"/>
-      <w:r>
-        <w:rPr>
-          <w:rFonts w:hint="eastAsia" w:ascii="宋体" w:hAnsi="宋体" w:eastAsia="宋体" w:cs="宋体"/>
-          <w:sz w:val="28"/>
-          <w:szCs w:val="28"/>
-        </w:rPr>
-        <w:t>冻结被申请人的银行存款</w:t>
-      </w:r>
-      <w:r>
-        <w:rPr>
-          <w:rFonts w:hint="eastAsia" w:ascii="宋体" w:hAnsi="宋体" w:eastAsia="宋体" w:cs="宋体"/>
-          <w:sz w:val="28"/>
-          <w:szCs w:val="28"/>
-          <w:lang w:val="en-US" w:eastAsia="zh-CN"/>
-        </w:rPr>
-        <w:t>人民币</w:t>
-      </w:r>
-      <w:r>
-        <w:rPr>
-          <w:rFonts w:hint="eastAsia"/>
-          <w:sz w:val="28"/>
-          <w:szCs w:val="28"/>
-          <w:lang w:val="en-US" w:eastAsia="zh-CN"/>
-        </w:rPr>
-        <w:t>1,932,536.8</w:t>
-      </w:r>
-      <w:r>
-        <w:rPr>
-          <w:rFonts w:hint="eastAsia" w:ascii="宋体" w:hAnsi="宋体" w:eastAsia="宋体" w:cs="宋体"/>
-          <w:sz w:val="28"/>
-          <w:szCs w:val="28"/>
-        </w:rPr>
-        <w:t>元或查封、扣押等值的其他财产。</w:t>
-      </w:r>
-      <w:bookmarkEnd w:id="0"/>
-    </w:p>
-    <w:p>
-      <w:pPr>
-        <w:spacing w:line="360" w:lineRule="auto"/>
-        <w:ind w:firstLine="562" w:firstLineChars="200"/>
-        <w:rPr>
-          <w:rFonts w:hint="eastAsia" w:ascii="宋体" w:hAnsi="宋体" w:eastAsia="宋体" w:cs="宋体"/>
-          <w:b/>
-          <w:bCs/>
-          <w:sz w:val="28"/>
-          <w:szCs w:val="28"/>
-        </w:rPr>
-      </w:pPr>
-    </w:p>
-    <w:p>
-      <w:pPr>
-        <w:spacing w:line="360" w:lineRule="auto"/>
-        <w:ind w:firstLine="562" w:firstLineChars="200"/>
-        <w:rPr>
-          <w:rFonts w:hint="eastAsia" w:ascii="宋体" w:hAnsi="宋体" w:eastAsia="宋体" w:cs="宋体"/>
-          <w:b/>
-          <w:bCs/>
-          <w:sz w:val="28"/>
-          <w:szCs w:val="28"/>
-        </w:rPr>
-      </w:pPr>
-      <w:r>
-        <w:rPr>
-          <w:rFonts w:hint="eastAsia" w:ascii="宋体" w:hAnsi="宋体" w:eastAsia="宋体" w:cs="宋体"/>
-          <w:b/>
-          <w:bCs/>
-          <w:sz w:val="28"/>
-          <w:szCs w:val="28"/>
-        </w:rPr>
-        <w:t>事实及理由：</w:t>
-      </w:r>
-    </w:p>
-    <w:p>
-      <w:pPr>
-        <w:spacing w:line="360" w:lineRule="auto"/>
-        <w:ind w:firstLine="560" w:firstLineChars="200"/>
-        <w:rPr>
-          <w:rFonts w:hint="eastAsia" w:ascii="宋体" w:hAnsi="宋体" w:eastAsia="宋体" w:cs="宋体"/>
-          <w:sz w:val="28"/>
-          <w:szCs w:val="28"/>
-          <w:lang w:val="en-US" w:eastAsia="zh-CN"/>
-        </w:rPr>
-      </w:pPr>
-      <w:r>
-        <w:rPr>
-          <w:rFonts w:hint="eastAsia" w:ascii="宋体" w:hAnsi="宋体" w:eastAsia="宋体" w:cs="宋体"/>
-          <w:sz w:val="28"/>
-          <w:szCs w:val="28"/>
-          <w:lang w:val="en-US" w:eastAsia="zh-CN"/>
-        </w:rPr>
-        <w:t>申请人与被申请人于2024年4月30日签订《加盟合同2024版》，约定申请人加盟被申请人经营的特许经营项目。合同生效后，申请人依约支付了加盟费99,800元、软件系统及设备建设费60,000元、货品保证金483,333.33元，并租赁商铺、雇佣人员开展经营。后申请人发现被申请人授权使用的“狐狸小妖护肤精选仓”“嘻选”等商标均未依法注册，其在商务部备案的特许品牌在签约时也已过期，且被申请人隐瞒上述事实，严重违反《商业特许经营管理条例》的如实告知义务，致使申请人遭受重大经济损失。</w:t>
-      </w:r>
-    </w:p>
-    <w:p>
-      <w:pPr>
-        <w:spacing w:line="360" w:lineRule="auto"/>
-        <w:ind w:firstLine="560" w:firstLineChars="200"/>
-        <w:rPr>
-          <w:rFonts w:hint="eastAsia" w:ascii="宋体" w:hAnsi="宋体" w:eastAsia="宋体" w:cs="宋体"/>
-          <w:sz w:val="28"/>
-          <w:szCs w:val="28"/>
-          <w:lang w:val="en-US" w:eastAsia="zh-CN"/>
-        </w:rPr>
-      </w:pPr>
-      <w:r>
-        <w:rPr>
-          <w:rFonts w:hint="eastAsia" w:ascii="宋体" w:hAnsi="宋体" w:eastAsia="宋体" w:cs="宋体"/>
-          <w:sz w:val="28"/>
-          <w:szCs w:val="28"/>
-          <w:lang w:val="en-US" w:eastAsia="zh-CN"/>
-        </w:rPr>
-        <w:t>申请人已就上述纠纷向贵院提起民事诉讼，诉讼请求总额为1,932,536.89元（不含案件受理费）。鉴于被申请人经营状况不稳定，存在转移资产、逃避债务的极大可能性，若不及时采取保全措施，申请人的生效判决将无法执行。为维护自身合法权益，申请人依据《中华人民共和国民事诉讼法》第一百零三条之规定，特向贵院申请诉讼财产保全。如因保全不当造成被申请人财产损失，申请人愿意承担全部责任。</w:t>
-      </w:r>
-    </w:p>
-    <w:p>
-      <w:pPr>
-        <w:spacing w:line="360" w:lineRule="auto"/>
-        <w:ind w:firstLine="560" w:firstLineChars="200"/>
-        <w:rPr>
-          <w:rFonts w:hint="eastAsia" w:ascii="宋体" w:hAnsi="宋体" w:eastAsia="宋体" w:cs="宋体"/>
-          <w:sz w:val="28"/>
-          <w:szCs w:val="28"/>
-        </w:rPr>
-      </w:pPr>
-    </w:p>
-    <w:p>
-      <w:pPr>
-        <w:spacing w:line="360" w:lineRule="auto"/>
-        <w:ind w:firstLine="562" w:firstLineChars="200"/>
-        <w:rPr>
-          <w:rFonts w:hint="eastAsia" w:ascii="宋体" w:hAnsi="宋体" w:eastAsia="宋体" w:cs="宋体"/>
-          <w:b/>
-          <w:bCs/>
-          <w:sz w:val="28"/>
-          <w:szCs w:val="28"/>
-        </w:rPr>
-      </w:pPr>
-    </w:p>
-    <w:p>
-      <w:pPr>
-        <w:spacing w:line="360" w:lineRule="auto"/>
-        <w:ind w:firstLine="562" w:firstLineChars="200"/>
-        <w:rPr>
-          <w:rFonts w:hint="eastAsia" w:ascii="宋体" w:hAnsi="宋体" w:eastAsia="宋体" w:cs="宋体"/>
-          <w:b/>
-          <w:bCs/>
-          <w:sz w:val="28"/>
-          <w:szCs w:val="28"/>
-        </w:rPr>
-      </w:pPr>
-      <w:r>
-        <w:rPr>
-          <w:rFonts w:hint="eastAsia" w:ascii="宋体" w:hAnsi="宋体" w:eastAsia="宋体" w:cs="宋体"/>
-          <w:b/>
-          <w:bCs/>
-          <w:sz w:val="28"/>
-          <w:szCs w:val="28"/>
-        </w:rPr>
-        <w:t>此致</w:t>
-      </w:r>
-    </w:p>
-    <w:p>
-      <w:pPr>
-        <w:spacing w:line="360" w:lineRule="auto"/>
-        <w:rPr>
-          <w:rFonts w:hint="default" w:ascii="宋体" w:hAnsi="宋体" w:eastAsia="宋体" w:cs="Times New Roman"/>
-          <w:sz w:val="28"/>
-          <w:szCs w:val="28"/>
-          <w:u w:val="single"/>
-          <w:lang w:val="en-US" w:eastAsia="zh-CN"/>
-        </w:rPr>
-      </w:pPr>
-      <w:r>
-        <w:rPr>
-          <w:rFonts w:hint="eastAsia" w:ascii="宋体" w:hAnsi="宋体" w:eastAsia="宋体" w:cs="Times New Roman"/>
-          <w:sz w:val="28"/>
-          <w:szCs w:val="28"/>
-          <w:u w:val="single"/>
-          <w:lang w:val="en-US" w:eastAsia="zh-CN"/>
-        </w:rPr>
-        <w:t xml:space="preserve"> 合肥市包河区人民法院 </w:t>
-      </w:r>
-    </w:p>
-    <w:p>
-      <w:pPr>
-        <w:spacing w:line="360" w:lineRule="auto"/>
-        <w:jc w:val="right"/>
-        <w:rPr>
-          <w:rFonts w:hint="eastAsia" w:ascii="宋体" w:hAnsi="宋体" w:eastAsia="宋体" w:cs="宋体"/>
-          <w:sz w:val="28"/>
-          <w:szCs w:val="28"/>
-        </w:rPr>
-      </w:pPr>
-    </w:p>
-    <w:p>
-      <w:pPr>
-        <w:spacing w:line="360" w:lineRule="auto"/>
-        <w:jc w:val="right"/>
-        <w:rPr>
-          <w:rFonts w:hint="eastAsia" w:ascii="宋体" w:hAnsi="宋体" w:eastAsia="宋体" w:cs="宋体"/>
-          <w:sz w:val="28"/>
-          <w:szCs w:val="28"/>
-        </w:rPr>
-      </w:pPr>
-    </w:p>
-    <w:p>
-      <w:pPr>
-        <w:wordWrap w:val="0"/>
-        <w:spacing w:line="360" w:lineRule="auto"/>
-        <w:jc w:val="right"/>
-        <w:rPr>
-          <w:rFonts w:hint="default" w:ascii="宋体" w:hAnsi="宋体" w:eastAsia="宋体" w:cs="宋体"/>
-          <w:sz w:val="28"/>
-          <w:szCs w:val="28"/>
-          <w:lang w:val="en-US" w:eastAsia="zh-CN"/>
-        </w:rPr>
-      </w:pPr>
-      <w:r>
-        <w:rPr>
-          <w:rFonts w:hint="eastAsia" w:ascii="宋体" w:hAnsi="宋体" w:eastAsia="宋体" w:cs="宋体"/>
-          <w:sz w:val="28"/>
-          <w:szCs w:val="28"/>
-        </w:rPr>
-        <w:t>申请人：</w:t>
-      </w:r>
-      <w:r>
-        <w:rPr>
-          <w:rFonts w:hint="eastAsia" w:ascii="宋体" w:hAnsi="宋体" w:eastAsia="宋体" w:cs="Times New Roman"/>
-          <w:sz w:val="28"/>
-          <w:szCs w:val="28"/>
-          <w:lang w:val="en-US" w:eastAsia="zh-CN"/>
-        </w:rPr>
-        <w:t xml:space="preserve">                    </w:t>
-      </w:r>
-    </w:p>
-    <w:p>
-      <w:pPr>
-        <w:spacing w:line="360" w:lineRule="auto"/>
-        <w:jc w:val="right"/>
-        <w:rPr>
-          <w:rFonts w:hint="eastAsia" w:ascii="宋体" w:hAnsi="宋体" w:eastAsia="宋体" w:cs="宋体"/>
-          <w:sz w:val="28"/>
-          <w:szCs w:val="28"/>
-        </w:rPr>
-      </w:pPr>
-      <w:r>
-        <w:rPr>
-          <w:rFonts w:hint="eastAsia" w:ascii="宋体" w:hAnsi="宋体" w:eastAsia="宋体" w:cs="宋体"/>
-          <w:sz w:val="28"/>
-          <w:szCs w:val="28"/>
-        </w:rPr>
-        <w:t xml:space="preserve">年 </w:t>
-      </w:r>
-      <w:r>
-        <w:rPr>
-          <w:rFonts w:hint="eastAsia" w:ascii="宋体" w:hAnsi="宋体" w:eastAsia="宋体" w:cs="宋体"/>
-          <w:sz w:val="28"/>
-          <w:szCs w:val="28"/>
-          <w:lang w:val="en-US" w:eastAsia="zh-CN"/>
-        </w:rPr>
-        <w:t xml:space="preserve"> </w:t>
-      </w:r>
-      <w:r>
-        <w:rPr>
-          <w:rFonts w:hint="eastAsia" w:ascii="宋体" w:hAnsi="宋体" w:eastAsia="宋体" w:cs="宋体"/>
-          <w:sz w:val="28"/>
-          <w:szCs w:val="28"/>
-        </w:rPr>
-        <w:t xml:space="preserve"> 月  </w:t>
-      </w:r>
-      <w:r>
-        <w:rPr>
-          <w:rFonts w:hint="eastAsia" w:ascii="宋体" w:hAnsi="宋体" w:eastAsia="宋体" w:cs="宋体"/>
-          <w:sz w:val="28"/>
-          <w:szCs w:val="28"/>
-          <w:lang w:val="en-US" w:eastAsia="zh-CN"/>
-        </w:rPr>
-        <w:t xml:space="preserve"> </w:t>
-      </w:r>
-      <w:r>
-        <w:rPr>
-          <w:rFonts w:hint="eastAsia" w:ascii="宋体" w:hAnsi="宋体" w:eastAsia="宋体" w:cs="宋体"/>
-          <w:sz w:val="28"/>
-          <w:szCs w:val="28"/>
-        </w:rPr>
-        <w:t>日</w:t>
-      </w:r>
-    </w:p>
-    <w:p>
-      <w:pPr>
-        <w:spacing w:line="360" w:lineRule="auto"/>
-        <w:ind w:right="720"/>
-        <w:jc w:val="left"/>
-        <w:rPr>
-          <w:rFonts w:hint="eastAsia" w:ascii="宋体" w:hAnsi="宋体" w:eastAsia="宋体" w:cs="宋体"/>
-          <w:sz w:val="28"/>
-          <w:szCs w:val="28"/>
-        </w:rPr>
-      </w:pPr>
-    </w:p>
-    <w:p>
-      <w:pPr>
-        <w:spacing w:line="360" w:lineRule="auto"/>
-        <w:ind w:right="720"/>
-        <w:jc w:val="left"/>
-        <w:rPr>
-          <w:rFonts w:hint="eastAsia" w:ascii="宋体" w:hAnsi="宋体" w:eastAsia="宋体" w:cs="宋体"/>
-          <w:sz w:val="28"/>
-          <w:szCs w:val="28"/>
-        </w:rPr>
-      </w:pPr>
-    </w:p>
-    <w:p>
-      <w:pPr>
-        <w:spacing w:line="360" w:lineRule="auto"/>
-        <w:ind w:right="720"/>
-        <w:jc w:val="left"/>
-        <w:rPr>
-          <w:rFonts w:hint="default" w:ascii="宋体" w:hAnsi="宋体" w:eastAsia="宋体" w:cs="宋体"/>
-          <w:sz w:val="28"/>
-          <w:szCs w:val="28"/>
-          <w:lang w:val="en-US" w:eastAsia="zh-CN"/>
-        </w:rPr>
-      </w:pPr>
-      <w:r>
-        <w:rPr>
-          <w:rFonts w:hint="eastAsia" w:ascii="宋体" w:hAnsi="宋体" w:eastAsia="宋体" w:cs="宋体"/>
-          <w:sz w:val="28"/>
-          <w:szCs w:val="28"/>
-          <w:lang w:val="en-US" w:eastAsia="zh-CN"/>
-        </w:rPr>
-        <w:t>附：财产线索清单</w:t>
-      </w:r>
-    </w:p>
-    <w:p>
-      <w:pPr>
-        <w:spacing w:line="360" w:lineRule="auto"/>
-        <w:ind w:right="720"/>
-        <w:jc w:val="left"/>
-        <w:rPr>
-          <w:rFonts w:hint="eastAsia" w:ascii="宋体" w:hAnsi="宋体" w:eastAsia="宋体" w:cs="宋体"/>
-          <w:sz w:val="28"/>
-          <w:szCs w:val="28"/>
-        </w:rPr>
-      </w:pPr>
-    </w:p>
-    <w:p>
-      <w:pPr>
-        <w:spacing w:line="360" w:lineRule="auto"/>
-        <w:ind w:right="720"/>
-        <w:jc w:val="left"/>
-        <w:rPr>
-          <w:rFonts w:hint="eastAsia" w:ascii="宋体" w:hAnsi="宋体" w:eastAsia="宋体" w:cs="宋体"/>
-          <w:sz w:val="28"/>
-          <w:szCs w:val="28"/>
-          <w:lang w:eastAsia="zh-CN"/>
-        </w:rPr>
-      </w:pPr>
-    </w:p>
-    <w:sectPr>
-      <w:footerReference r:id="rId3" w:type="default"/>
-      <w:pgSz w:w="11906" w:h="16838"/>
-      <w:pgMar w:top="1440" w:right="1080" w:bottom="1440" w:left="1080" w:header="851" w:footer="397" w:gutter="0"/>
-      <w:cols w:space="425" w:num="1"/>
-      <w:docGrid w:type="lines" w:linePitch="312" w:charSpace="0"/>
-    </w:sectPr>
-  </w:body>
-</w:document>
+<document xmlns="http://schemas.openxmlformats.org/wordprocessingml/2006/main" xmlns:ns1="http://schemas.openxmlformats.org/markup-compatibility/2006" xmlns:ns2="http://schemas.microsoft.com/office/word/2010/wordml" xmlns:ns3="http://schemas.openxmlformats.org/officeDocument/2006/relationships" ns1:Ignorable="w14 w15 wp14">
+  <body>
+    <p ns2:paraId="1F219798">
+      <pPr>
+        <spacing after="312" afterLines="100" line="600" lineRule="exact"/>
+        <jc val="center"/>
+        <rPr>
+          <rFonts hint="eastAsia" ascii="黑体" hAnsi="黑体" eastAsia="黑体" cs="黑体"/>
+          <b/>
+          <sz val="32"/>
+          <szCs val="32"/>
+        </rPr>
+      </pPr>
+      <r>
+        <rPr>
+          <rFonts hint="eastAsia" ascii="黑体" hAnsi="黑体" eastAsia="黑体" cs="黑体"/>
+          <b/>
+          <sz val="32"/>
+          <szCs val="32"/>
+        </rPr>
+        <t>诉讼保全申请书</t>
+      </r>
+    </p>
+    <p ns2:paraId="04E4C37C">
+      <pPr>
+        <jc val="left"/>
+        <rPr>
+          <rFonts hint="eastAsia" asciiTheme="minorHAnsi" hAnsiTheme="minorHAnsi" eastAsiaTheme="minorEastAsia" cstheme="minorBidi"/>
+          <sz val="28"/>
+          <szCs val="28"/>
+          <lang val="en-US" eastAsia="zh-CN"/>
+        </rPr>
+      </pPr>
+      <r>
+        <rPr>
+          <rFonts hint="eastAsia" ascii="宋体" hAnsi="宋体" eastAsia="宋体" cs="Times New Roman"/>
+          <sz val="28"/>
+          <szCs val="28"/>
+          <lang val="en-US" eastAsia="zh-CN"/>
+        </rPr>
+        <t>申请人</t>
+      </r>
+      <r>
+        <rPr>
+          <rFonts hint="eastAsia" asciiTheme="minorHAnsi" hAnsiTheme="minorHAnsi" eastAsiaTheme="minorEastAsia" cstheme="minorBidi"/>
+          <sz val="28"/>
+          <szCs val="28"/>
+        </rPr>
+        <t>：</t>
+      </r>
+      <r>
+        <rPr>
+          <rFonts hint="eastAsia" asciiTheme="minorHAnsi" hAnsiTheme="minorHAnsi" eastAsiaTheme="minorEastAsia" cstheme="minorBidi"/>
+          <sz val="28"/>
+          <szCs val="28"/>
+          <lang val="en-US" eastAsia="zh-CN"/>
+        </rPr>
+        <t>周红艳，女，汉族，1992年5月5日</t>
+      </r>
+      <bookmarkStart id="1" name="_GoBack"/>
+      <bookmarkEnd id="1"/>
+      <r>
+        <rPr>
+          <rFonts hint="eastAsia" asciiTheme="minorHAnsi" hAnsiTheme="minorHAnsi" eastAsiaTheme="minorEastAsia" cstheme="minorBidi"/>
+          <sz val="28"/>
+          <szCs val="28"/>
+          <lang val="en-US" eastAsia="zh-CN"/>
+        </rPr>
+        <t xml:space="preserve">出生，住址安徽省南陵县籍山镇千峰村千山自然村30号。  </t>
+      </r>
+    </p>
+    <p ns2:paraId="2E5C5C84">
+      <pPr>
+        <jc val="left"/>
+        <rPr>
+          <rFonts hint="eastAsia" asciiTheme="minorHAnsi" hAnsiTheme="minorHAnsi" eastAsiaTheme="minorEastAsia" cstheme="minorBidi"/>
+          <sz val="28"/>
+          <szCs val="28"/>
+          <lang val="en-US" eastAsia="zh-CN"/>
+        </rPr>
+      </pPr>
+      <r>
+        <rPr>
+          <rFonts hint="eastAsia" asciiTheme="minorHAnsi" hAnsiTheme="minorHAnsi" eastAsiaTheme="minorEastAsia" cstheme="minorBidi"/>
+          <sz val="28"/>
+          <szCs val="28"/>
+          <lang val="en-US" eastAsia="zh-CN"/>
+        </rPr>
+        <t>司法送达地址：上海市静安区南京西路580号仲益大厦B座10楼。联系电话：13062663878</t>
+      </r>
+    </p>
+    <p ns2:paraId="38BD5544">
+      <pPr>
+        <keepNext val="0"/>
+        <keepLines val="0"/>
+        <pageBreakBefore val="0"/>
+        <widowControl/>
+        <kinsoku/>
+        <wordWrap/>
+        <overflowPunct/>
+        <topLinePunct val="0"/>
+        <autoSpaceDE/>
+        <autoSpaceDN/>
+        <bidi val="0"/>
+        <adjustRightInd/>
+        <snapToGrid/>
+        <spacing line="240" lineRule="auto"/>
+        <jc val="left"/>
+        <textAlignment val="auto"/>
+        <rPr>
+          <rFonts hint="eastAsia" ascii="宋体" hAnsi="宋体" eastAsia="宋体" cs="Times New Roman"/>
+          <b val="0"/>
+          <bCs val="0"/>
+          <sz val="28"/>
+          <szCs val="28"/>
+        </rPr>
+      </pPr>
+    </p>
+    <p ns2:paraId="1C1F08B9">
+      <pPr>
+        <jc val="left"/>
+        <rPr>
+          <rFonts hint="eastAsia"/>
+          <sz val="28"/>
+          <szCs val="28"/>
+          <lang val="en-US" eastAsia="zh-CN"/>
+        </rPr>
+      </pPr>
+      <r>
+        <rPr>
+          <rFonts hint="eastAsia" ascii="宋体" hAnsi="宋体" eastAsia="宋体" cs="Times New Roman"/>
+          <sz val="28"/>
+          <szCs val="28"/>
+          <lang val="en-US" eastAsia="zh-Hans"/>
+        </rPr>
+        <t>被</t>
+      </r>
+      <r>
+        <rPr>
+          <rFonts hint="eastAsia" ascii="宋体" hAnsi="宋体" eastAsia="宋体" cs="Times New Roman"/>
+          <sz val="28"/>
+          <szCs val="28"/>
+          <lang val="en-US" eastAsia="zh-CN"/>
+        </rPr>
+        <t>申请人</t>
+      </r>
+      <r>
+        <rPr>
+          <rFonts hint="eastAsia" ascii="宋体" hAnsi="宋体" eastAsia="宋体" cs="Times New Roman"/>
+          <sz val="28"/>
+          <szCs val="28"/>
+        </rPr>
+        <t>：</t>
+      </r>
+      <r>
+        <rPr>
+          <rFonts hint="eastAsia"/>
+          <sz val="28"/>
+          <szCs val="28"/>
+          <lang val="en-US" eastAsia="zh-CN"/>
+        </rPr>
+        <t>安徽狐狸小妖文化传播有限公司，统一社会信用代码：91340111MA2TQ90P89。法定代表人：王佩佩。住所地：合肥市包河区马鞍山路与望江路交叉口绿地赢海大厦D座1307室。联系电话：18919684519（周波）、18756563307（都张超）</t>
+      </r>
+    </p>
+    <p ns2:paraId="36854F93">
+      <pPr>
+        <keepNext val="0"/>
+        <keepLines val="0"/>
+        <pageBreakBefore val="0"/>
+        <widowControl val="0"/>
+        <kinsoku/>
+        <wordWrap/>
+        <overflowPunct/>
+        <topLinePunct val="0"/>
+        <autoSpaceDE/>
+        <autoSpaceDN/>
+        <bidi val="0"/>
+        <adjustRightInd/>
+        <snapToGrid/>
+        <spacing line="480" lineRule="exact"/>
+        <jc val="left"/>
+        <textAlignment val="auto"/>
+        <rPr>
+          <rFonts hint="eastAsia" ascii="宋体" hAnsi="宋体" eastAsia="宋体" cs="Times New Roman"/>
+          <sz val="28"/>
+          <szCs val="28"/>
+          <lang val="en-US" eastAsia="zh-Hans"/>
+        </rPr>
+      </pPr>
+    </p>
+    <p ns2:paraId="221BEA68">
+      <pPr>
+        <spacing line="360" lineRule="auto"/>
+        <ind firstLine="562" firstLineChars="200"/>
+        <rPr>
+          <rFonts hint="eastAsia" ascii="宋体" hAnsi="宋体" eastAsia="宋体" cs="宋体"/>
+          <sz val="28"/>
+          <szCs val="28"/>
+        </rPr>
+      </pPr>
+      <r>
+        <rPr>
+          <rFonts hint="eastAsia" ascii="宋体" hAnsi="宋体" eastAsia="宋体" cs="宋体"/>
+          <b/>
+          <bCs/>
+          <sz val="28"/>
+          <szCs val="28"/>
+        </rPr>
+        <t>申请事项：</t>
+      </r>
+      <bookmarkStart id="0" name="_Hlk48052834"/>
+      <r>
+        <rPr>
+          <rFonts hint="eastAsia" ascii="宋体" hAnsi="宋体" eastAsia="宋体" cs="宋体"/>
+          <sz val="28"/>
+          <szCs val="28"/>
+        </rPr>
+        <t>冻结被申请人的银行存款</t>
+      </r>
+      <r>
+        <rPr>
+          <rFonts hint="eastAsia" ascii="宋体" hAnsi="宋体" eastAsia="宋体" cs="宋体"/>
+          <sz val="28"/>
+          <szCs val="28"/>
+          <lang val="en-US" eastAsia="zh-CN"/>
+        </rPr>
+        <t>人民币</t>
+      </r>
+      <r>
+        <rPr>
+          <rFonts hint="eastAsia"/>
+          <sz val="28"/>
+          <szCs val="28"/>
+          <lang val="en-US" eastAsia="zh-CN"/>
+        </rPr>
+        <t>1,932,536.8</t>
+      </r>
+      <r>
+        <rPr>
+          <rFonts hint="eastAsia" ascii="宋体" hAnsi="宋体" eastAsia="宋体" cs="宋体"/>
+          <sz val="28"/>
+          <szCs val="28"/>
+        </rPr>
+        <t>元或查封、扣押等值的其他财产。</t>
+      </r>
+      <bookmarkEnd id="0"/>
+    </p>
+    <p ns2:paraId="5672911E">
+      <pPr>
+        <spacing line="360" lineRule="auto"/>
+        <ind firstLine="562" firstLineChars="200"/>
+        <rPr>
+          <rFonts hint="eastAsia" ascii="宋体" hAnsi="宋体" eastAsia="宋体" cs="宋体"/>
+          <b/>
+          <bCs/>
+          <sz val="28"/>
+          <szCs val="28"/>
+        </rPr>
+      </pPr>
+    </p>
+    <p ns2:paraId="44A585BC">
+      <pPr>
+        <spacing line="360" lineRule="auto"/>
+        <ind firstLine="562" firstLineChars="200"/>
+        <rPr>
+          <rFonts hint="eastAsia" ascii="宋体" hAnsi="宋体" eastAsia="宋体" cs="宋体"/>
+          <b/>
+          <bCs/>
+          <sz val="28"/>
+          <szCs val="28"/>
+        </rPr>
+      </pPr>
+      <r>
+        <rPr>
+          <rFonts hint="eastAsia" ascii="宋体" hAnsi="宋体" eastAsia="宋体" cs="宋体"/>
+          <b/>
+          <bCs/>
+          <sz val="28"/>
+          <szCs val="28"/>
+        </rPr>
+        <t>事实及理由：</t>
+      </r>
+    </p>
+    <p ns2:paraId="18D74BB1">
+      <pPr>
+        <spacing line="360" lineRule="auto"/>
+        <ind firstLine="560" firstLineChars="200"/>
+        <rPr>
+          <rFonts hint="eastAsia" ascii="宋体" hAnsi="宋体" eastAsia="宋体" cs="宋体"/>
+          <sz val="28"/>
+          <szCs val="28"/>
+          <lang val="en-US" eastAsia="zh-CN"/>
+        </rPr>
+      </pPr>
+      <r>
+        <rPr>
+          <rFonts hint="eastAsia" ascii="宋体" hAnsi="宋体" eastAsia="宋体" cs="宋体"/>
+          <sz val="28"/>
+          <szCs val="28"/>
+          <lang val="en-US" eastAsia="zh-CN"/>
+        </rPr>
+        <t>申请人与被申请人于2024年4月30日签订《加盟合同2024版》，约定申请人加盟被申请人经营的特许经营项目。合同生效后，申请人依约支付了加盟费99,800元、软件系统及设备建设费60,000元、货品保证金483,333.33元，并租赁商铺、雇佣人员开展经营。后申请人发现被申请人授权使用的“狐狸小妖护肤精选仓”“嘻选”等商标均未依法注册，其在商务部备案的特许品牌在签约时也已过期，且被申请人隐瞒上述事实，严重违反《商业特许经营管理条例》的如实告知义务，致使申请人遭受重大经济损失。</t>
+      </r>
+    </p>
+    <p ns2:paraId="569FEC2B">
+      <pPr>
+        <spacing line="360" lineRule="auto"/>
+        <ind firstLine="560" firstLineChars="200"/>
+        <rPr>
+          <rFonts hint="eastAsia" ascii="宋体" hAnsi="宋体" eastAsia="宋体" cs="宋体"/>
+          <sz val="28"/>
+          <szCs val="28"/>
+          <lang val="en-US" eastAsia="zh-CN"/>
+        </rPr>
+      </pPr>
+      <r>
+        <rPr>
+          <rFonts hint="eastAsia" ascii="宋体" hAnsi="宋体" eastAsia="宋体" cs="宋体"/>
+          <sz val="28"/>
+          <szCs val="28"/>
+          <lang val="en-US" eastAsia="zh-CN"/>
+        </rPr>
+        <t>申请人已就上述纠纷向贵院提起民事诉讼，诉讼请求总额为1,932,536.89元（不含案件受理费）。鉴于被申请人经营状况不稳定，存在转移资产、逃避债务的极大可能性，若不及时采取保全措施，申请人的生效判决将无法执行。为维护自身合法权益，申请人依据《中华人民共和国民事诉讼法》第一百零三条之规定，特向贵院申请诉讼财产保全。如因保全不当造成被申请人财产损失，申请人愿意承担全部责任。</t>
+      </r>
+    </p>
+    <p ns2:paraId="59770C73">
+      <pPr>
+        <spacing line="360" lineRule="auto"/>
+        <ind firstLine="560" firstLineChars="200"/>
+        <rPr>
+          <rFonts hint="eastAsia" ascii="宋体" hAnsi="宋体" eastAsia="宋体" cs="宋体"/>
+          <sz val="28"/>
+          <szCs val="28"/>
+        </rPr>
+      </pPr>
+    </p>
+    <p ns2:paraId="2E74C6CE">
+      <pPr>
+        <spacing line="360" lineRule="auto"/>
+        <ind firstLine="562" firstLineChars="200"/>
+        <rPr>
+          <rFonts hint="eastAsia" ascii="宋体" hAnsi="宋体" eastAsia="宋体" cs="宋体"/>
+          <b/>
+          <bCs/>
+          <sz val="28"/>
+          <szCs val="28"/>
+        </rPr>
+      </pPr>
+    </p>
+    <p ns2:paraId="7AE8CE18">
+      <pPr>
+        <spacing line="360" lineRule="auto"/>
+        <ind firstLine="562" firstLineChars="200"/>
+        <rPr>
+          <rFonts hint="eastAsia" ascii="宋体" hAnsi="宋体" eastAsia="宋体" cs="宋体"/>
+          <b/>
+          <bCs/>
+          <sz val="28"/>
+          <szCs val="28"/>
+        </rPr>
+      </pPr>
+      <r>
+        <rPr>
+          <rFonts hint="eastAsia" ascii="宋体" hAnsi="宋体" eastAsia="宋体" cs="宋体"/>
+          <b/>
+          <bCs/>
+          <sz val="28"/>
+          <szCs val="28"/>
+        </rPr>
+        <t>此致</t>
+      </r>
+    </p>
+    <p ns2:paraId="00539B4F">
+      <pPr>
+        <spacing line="360" lineRule="auto"/>
+        <rPr>
+          <rFonts hint="default" ascii="宋体" hAnsi="宋体" eastAsia="宋体" cs="Times New Roman"/>
+          <sz val="28"/>
+          <szCs val="28"/>
+          <u val="single"/>
+          <lang val="en-US" eastAsia="zh-CN"/>
+        </rPr>
+      </pPr>
+      <r>
+        <rPr>
+          <rFonts hint="eastAsia" ascii="宋体" hAnsi="宋体" eastAsia="宋体" cs="Times New Roman"/>
+          <sz val="28"/>
+          <szCs val="28"/>
+          <u val="single"/>
+          <lang val="en-US" eastAsia="zh-CN"/>
+        </rPr>
+        <t xml:space="preserve"> 合肥市包河区人民法院 </t>
+      </r>
+    </p>
+    <p ns2:paraId="54989163">
+      <pPr>
+        <spacing line="360" lineRule="auto"/>
+        <jc val="right"/>
+        <rPr>
+          <rFonts hint="eastAsia" ascii="宋体" hAnsi="宋体" eastAsia="宋体" cs="宋体"/>
+          <sz val="28"/>
+          <szCs val="28"/>
+        </rPr>
+      </pPr>
+    </p>
+    <p ns2:paraId="1540F86A">
+      <pPr>
+        <spacing line="360" lineRule="auto"/>
+        <jc val="right"/>
+        <rPr>
+          <rFonts hint="eastAsia" ascii="宋体" hAnsi="宋体" eastAsia="宋体" cs="宋体"/>
+          <sz val="28"/>
+          <szCs val="28"/>
+        </rPr>
+      </pPr>
+    </p>
+    <p ns2:paraId="1BD45668">
+      <pPr>
+        <wordWrap val="0"/>
+        <spacing line="360" lineRule="auto"/>
+        <jc val="right"/>
+        <rPr>
+          <rFonts hint="default" ascii="宋体" hAnsi="宋体" eastAsia="宋体" cs="宋体"/>
+          <sz val="28"/>
+          <szCs val="28"/>
+          <lang val="en-US" eastAsia="zh-CN"/>
+        </rPr>
+      </pPr>
+      <r>
+        <rPr>
+          <rFonts hint="eastAsia" ascii="宋体" hAnsi="宋体" eastAsia="宋体" cs="宋体"/>
+          <sz val="28"/>
+          <szCs val="28"/>
+        </rPr>
+        <t>申请人：</t>
+      </r>
+      <r>
+        <rPr>
+          <rFonts hint="eastAsia" ascii="宋体" hAnsi="宋体" eastAsia="宋体" cs="Times New Roman"/>
+          <sz val="28"/>
+          <szCs val="28"/>
+          <lang val="en-US" eastAsia="zh-CN"/>
+        </rPr>
+        <t xml:space="preserve">                    </t>
+      </r>
+    </p>
+    <p ns2:paraId="17CD197A">
+      <pPr>
+        <spacing line="360" lineRule="auto"/>
+        <jc val="right"/>
+        <rPr>
+          <rFonts hint="eastAsia" ascii="宋体" hAnsi="宋体" eastAsia="宋体" cs="宋体"/>
+          <sz val="28"/>
+          <szCs val="28"/>
+        </rPr>
+      </pPr>
+      <r>
+        <rPr>
+          <rFonts hint="eastAsia" ascii="宋体" hAnsi="宋体" eastAsia="宋体" cs="宋体"/>
+          <sz val="28"/>
+          <szCs val="28"/>
+        </rPr>
+        <t xml:space="preserve">年 </t>
+      </r>
+      <r>
+        <rPr>
+          <rFonts hint="eastAsia" ascii="宋体" hAnsi="宋体" eastAsia="宋体" cs="宋体"/>
+          <sz val="28"/>
+          <szCs val="28"/>
+          <lang val="en-US" eastAsia="zh-CN"/>
+        </rPr>
+        <t xml:space="preserve"> </t>
+      </r>
+      <r>
+        <rPr>
+          <rFonts hint="eastAsia" ascii="宋体" hAnsi="宋体" eastAsia="宋体" cs="宋体"/>
+          <sz val="28"/>
+          <szCs val="28"/>
+        </rPr>
+        <t xml:space="preserve"> 月  </t>
+      </r>
+      <r>
+        <rPr>
+          <rFonts hint="eastAsia" ascii="宋体" hAnsi="宋体" eastAsia="宋体" cs="宋体"/>
+          <sz val="28"/>
+          <szCs val="28"/>
+          <lang val="en-US" eastAsia="zh-CN"/>
+        </rPr>
+        <t xml:space="preserve"> </t>
+      </r>
+      <r>
+        <rPr>
+          <rFonts hint="eastAsia" ascii="宋体" hAnsi="宋体" eastAsia="宋体" cs="宋体"/>
+          <sz val="28"/>
+          <szCs val="28"/>
+        </rPr>
+        <t>日</t>
+      </r>
+    </p>
+    <p ns2:paraId="46BD2AF6">
+      <pPr>
+        <spacing line="360" lineRule="auto"/>
+        <ind right="720"/>
+        <jc val="left"/>
+        <rPr>
+          <rFonts hint="eastAsia" ascii="宋体" hAnsi="宋体" eastAsia="宋体" cs="宋体"/>
+          <sz val="28"/>
+          <szCs val="28"/>
+        </rPr>
+      </pPr>
+    </p>
+    <p ns2:paraId="67C36C33">
+      <pPr>
+        <spacing line="360" lineRule="auto"/>
+        <ind right="720"/>
+        <jc val="left"/>
+        <rPr>
+          <rFonts hint="eastAsia" ascii="宋体" hAnsi="宋体" eastAsia="宋体" cs="宋体"/>
+          <sz val="28"/>
+          <szCs val="28"/>
+        </rPr>
+      </pPr>
+    </p>
+    <p ns2:paraId="36150FC9">
+      <pPr>
+        <spacing line="360" lineRule="auto"/>
+        <ind right="720"/>
+        <jc val="left"/>
+        <rPr>
+          <rFonts hint="default" ascii="宋体" hAnsi="宋体" eastAsia="宋体" cs="宋体"/>
+          <sz val="28"/>
+          <szCs val="28"/>
+          <lang val="en-US" eastAsia="zh-CN"/>
+        </rPr>
+      </pPr>
+      <r>
+        <rPr>
+          <rFonts hint="eastAsia" ascii="宋体" hAnsi="宋体" eastAsia="宋体" cs="宋体"/>
+          <sz val="28"/>
+          <szCs val="28"/>
+          <lang val="en-US" eastAsia="zh-CN"/>
+        </rPr>
+        <t>附：财产线索清单</t>
+      </r>
+    </p>
+    <p ns2:paraId="750085FF">
+      <pPr>
+        <spacing line="360" lineRule="auto"/>
+        <ind right="720"/>
+        <jc val="left"/>
+        <rPr>
+          <rFonts hint="eastAsia" ascii="宋体" hAnsi="宋体" eastAsia="宋体" cs="宋体"/>
+          <sz val="28"/>
+          <szCs val="28"/>
+        </rPr>
+      </pPr>
+    </p>
+    <p ns2:paraId="602D3DEA">
+      <pPr>
+        <spacing line="360" lineRule="auto"/>
+        <ind right="720"/>
+        <jc val="left"/>
+        <rPr>
+          <rFonts hint="eastAsia" ascii="宋体" hAnsi="宋体" eastAsia="宋体" cs="宋体"/>
+          <sz val="28"/>
+          <szCs val="28"/>
+          <lang eastAsia="zh-CN"/>
+        </rPr>
+      </pPr>
+    </p>
+    <sectPr>
+      <footerReference ns3:id="rId3" type="default"/>
+      <pgSz w="11906" h="16838"/>
+      <pgMar top="1440" right="1080" bottom="1440" left="1080" header="851" footer="397" gutter="0"/>
+      <cols space="425" num="1"/>
+      <docGrid type="lines" linePitch="312" charSpace="0"/>
+    </sectPr>
+  </body>
+</document>
 </file>
 
 <file path=word/footer1.xml><?xml version="1.0" encoding="utf-8"?>
